--- a/能量球争夺.docx
+++ b/能量球争夺.docx
@@ -219,653 +219,785 @@
         </w:rPr>
         <w:t>100，攻击伤害为10</w:t>
       </w:r>
+    </w:p>
+    <w:p>
+      <w:pPr>
+        <w:keepNext w:val="0"/>
+        <w:keepLines w:val="0"/>
+        <w:pageBreakBefore w:val="0"/>
+        <w:widowControl w:val="0"/>
+        <w:numPr>
+          <w:ilvl w:val="0"/>
+          <w:numId w:val="1"/>
+        </w:numPr>
+        <w:kinsoku/>
+        <w:wordWrap/>
+        <w:overflowPunct/>
+        <w:topLinePunct w:val="0"/>
+        <w:autoSpaceDE/>
+        <w:autoSpaceDN/>
+        <w:bidi w:val="0"/>
+        <w:adjustRightInd/>
+        <w:snapToGrid/>
+        <w:ind w:left="283" w:leftChars="0" w:hanging="283" w:firstLineChars="0"/>
+        <w:textAlignment w:val="auto"/>
+        <w:rPr>
+          <w:rFonts w:hint="eastAsia"/>
+          <w:lang w:eastAsia="zh-CN"/>
+        </w:rPr>
+      </w:pPr>
+      <w:r>
+        <w:rPr>
+          <w:rFonts w:hint="default"/>
+        </w:rPr>
+        <w:t>敌人</w:t>
+      </w:r>
+    </w:p>
+    <w:p>
+      <w:pPr>
+        <w:keepNext w:val="0"/>
+        <w:keepLines w:val="0"/>
+        <w:pageBreakBefore w:val="0"/>
+        <w:widowControl w:val="0"/>
+        <w:numPr>
+          <w:ilvl w:val="0"/>
+          <w:numId w:val="2"/>
+        </w:numPr>
+        <w:kinsoku/>
+        <w:wordWrap/>
+        <w:overflowPunct/>
+        <w:topLinePunct w:val="0"/>
+        <w:autoSpaceDE/>
+        <w:autoSpaceDN/>
+        <w:bidi w:val="0"/>
+        <w:adjustRightInd/>
+        <w:snapToGrid/>
+        <w:ind w:left="380" w:leftChars="0" w:hanging="170" w:firstLineChars="0"/>
+        <w:textAlignment w:val="auto"/>
+        <w:rPr>
+          <w:rFonts w:hint="eastAsia"/>
+          <w:lang w:eastAsia="zh-CN"/>
+        </w:rPr>
+      </w:pPr>
+      <w:r>
+        <w:rPr>
+          <w:rFonts w:hint="eastAsia"/>
+          <w:lang w:eastAsia="zh-CN"/>
+        </w:rPr>
+        <w:t>行为：可以拾取能量球并攻击一定范围内的玩家，触碰到玩家对玩家造成额外伤害</w:t>
+      </w:r>
+    </w:p>
+    <w:p>
+      <w:pPr>
+        <w:keepNext w:val="0"/>
+        <w:keepLines w:val="0"/>
+        <w:pageBreakBefore w:val="0"/>
+        <w:widowControl w:val="0"/>
+        <w:numPr>
+          <w:ilvl w:val="0"/>
+          <w:numId w:val="2"/>
+        </w:numPr>
+        <w:kinsoku/>
+        <w:wordWrap/>
+        <w:overflowPunct/>
+        <w:topLinePunct w:val="0"/>
+        <w:autoSpaceDE/>
+        <w:autoSpaceDN/>
+        <w:bidi w:val="0"/>
+        <w:adjustRightInd/>
+        <w:snapToGrid/>
+        <w:ind w:left="380" w:leftChars="0" w:hanging="170" w:firstLineChars="0"/>
+        <w:textAlignment w:val="auto"/>
+        <w:rPr>
+          <w:rFonts w:hint="eastAsia"/>
+          <w:lang w:eastAsia="zh-CN"/>
+        </w:rPr>
+      </w:pPr>
+      <w:r>
+        <w:rPr>
+          <w:rFonts w:hint="eastAsia"/>
+          <w:lang w:eastAsia="zh-CN"/>
+        </w:rPr>
+        <w:t>攻击方式：射击</w:t>
+      </w:r>
+    </w:p>
+    <w:p>
+      <w:pPr>
+        <w:keepNext w:val="0"/>
+        <w:keepLines w:val="0"/>
+        <w:pageBreakBefore w:val="0"/>
+        <w:widowControl w:val="0"/>
+        <w:numPr>
+          <w:ilvl w:val="0"/>
+          <w:numId w:val="2"/>
+        </w:numPr>
+        <w:kinsoku/>
+        <w:wordWrap/>
+        <w:overflowPunct/>
+        <w:topLinePunct w:val="0"/>
+        <w:autoSpaceDE/>
+        <w:autoSpaceDN/>
+        <w:bidi w:val="0"/>
+        <w:adjustRightInd/>
+        <w:snapToGrid/>
+        <w:ind w:left="380" w:leftChars="0" w:hanging="170" w:firstLineChars="0"/>
+        <w:textAlignment w:val="auto"/>
+        <w:rPr>
+          <w:rFonts w:hint="eastAsia"/>
+          <w:lang w:eastAsia="zh-CN"/>
+        </w:rPr>
+      </w:pPr>
+      <w:r>
+        <w:rPr>
+          <w:rFonts w:hint="eastAsia"/>
+          <w:lang w:eastAsia="zh-CN"/>
+        </w:rPr>
+        <w:t>被击败后获取</w:t>
+      </w:r>
+      <w:r>
+        <w:rPr>
+          <w:rFonts w:hint="eastAsia"/>
+          <w:lang w:val="en-US" w:eastAsia="zh-CN"/>
+        </w:rPr>
+        <w:t>1点积分，并掉落其拾取的能量球</w:t>
+      </w:r>
+    </w:p>
+    <w:p>
+      <w:pPr>
+        <w:keepNext w:val="0"/>
+        <w:keepLines w:val="0"/>
+        <w:pageBreakBefore w:val="0"/>
+        <w:widowControl w:val="0"/>
+        <w:numPr>
+          <w:ilvl w:val="0"/>
+          <w:numId w:val="2"/>
+        </w:numPr>
+        <w:kinsoku/>
+        <w:wordWrap/>
+        <w:overflowPunct/>
+        <w:topLinePunct w:val="0"/>
+        <w:autoSpaceDE/>
+        <w:autoSpaceDN/>
+        <w:bidi w:val="0"/>
+        <w:adjustRightInd/>
+        <w:snapToGrid/>
+        <w:ind w:left="380" w:leftChars="0" w:hanging="170" w:firstLineChars="0"/>
+        <w:textAlignment w:val="auto"/>
+        <w:rPr>
+          <w:rFonts w:hint="eastAsia"/>
+          <w:lang w:eastAsia="zh-CN"/>
+        </w:rPr>
+      </w:pPr>
+      <w:r>
+        <w:rPr>
+          <w:rFonts w:hint="eastAsia"/>
+          <w:lang w:val="en-US" w:eastAsia="zh-CN"/>
+        </w:rPr>
+        <w:t>血量为50，攻击造成伤害为10，触碰伤害为20</w:t>
+      </w:r>
+    </w:p>
+    <w:p>
+      <w:pPr>
+        <w:keepNext w:val="0"/>
+        <w:keepLines w:val="0"/>
+        <w:pageBreakBefore w:val="0"/>
+        <w:widowControl w:val="0"/>
+        <w:numPr>
+          <w:ilvl w:val="0"/>
+          <w:numId w:val="1"/>
+        </w:numPr>
+        <w:kinsoku/>
+        <w:wordWrap/>
+        <w:overflowPunct/>
+        <w:topLinePunct w:val="0"/>
+        <w:autoSpaceDE/>
+        <w:autoSpaceDN/>
+        <w:bidi w:val="0"/>
+        <w:adjustRightInd/>
+        <w:snapToGrid/>
+        <w:ind w:left="283" w:leftChars="0" w:hanging="283" w:firstLineChars="0"/>
+        <w:textAlignment w:val="auto"/>
+        <w:rPr>
+          <w:rFonts w:hint="eastAsia"/>
+          <w:lang w:eastAsia="zh-CN"/>
+        </w:rPr>
+      </w:pPr>
+      <w:r>
+        <w:rPr>
+          <w:rFonts w:hint="eastAsia"/>
+          <w:lang w:eastAsia="zh-CN"/>
+        </w:rPr>
+        <w:t>能量球</w:t>
+      </w:r>
+    </w:p>
+    <w:p>
+      <w:pPr>
+        <w:keepNext w:val="0"/>
+        <w:keepLines w:val="0"/>
+        <w:pageBreakBefore w:val="0"/>
+        <w:widowControl w:val="0"/>
+        <w:numPr>
+          <w:ilvl w:val="0"/>
+          <w:numId w:val="2"/>
+        </w:numPr>
+        <w:kinsoku/>
+        <w:wordWrap/>
+        <w:overflowPunct/>
+        <w:topLinePunct w:val="0"/>
+        <w:autoSpaceDE/>
+        <w:autoSpaceDN/>
+        <w:bidi w:val="0"/>
+        <w:adjustRightInd/>
+        <w:snapToGrid/>
+        <w:ind w:left="380" w:leftChars="0" w:hanging="170" w:firstLineChars="0"/>
+        <w:textAlignment w:val="auto"/>
+        <w:rPr>
+          <w:rFonts w:hint="default"/>
+        </w:rPr>
+      </w:pPr>
+      <w:r>
+        <w:rPr>
+          <w:rFonts w:hint="eastAsia"/>
+          <w:lang w:eastAsia="zh-CN"/>
+        </w:rPr>
+        <w:t>拾取机制：玩家通过射击或者触碰能量球拾取，敌人通过触碰能量球拾取</w:t>
+      </w:r>
+    </w:p>
+    <w:p>
+      <w:pPr>
+        <w:keepNext w:val="0"/>
+        <w:keepLines w:val="0"/>
+        <w:pageBreakBefore w:val="0"/>
+        <w:widowControl w:val="0"/>
+        <w:numPr>
+          <w:ilvl w:val="0"/>
+          <w:numId w:val="2"/>
+        </w:numPr>
+        <w:kinsoku/>
+        <w:wordWrap/>
+        <w:overflowPunct/>
+        <w:topLinePunct w:val="0"/>
+        <w:autoSpaceDE/>
+        <w:autoSpaceDN/>
+        <w:bidi w:val="0"/>
+        <w:adjustRightInd/>
+        <w:snapToGrid/>
+        <w:ind w:left="380" w:leftChars="0" w:hanging="170" w:firstLineChars="0"/>
+        <w:textAlignment w:val="auto"/>
+        <w:rPr>
+          <w:rFonts w:hint="default"/>
+        </w:rPr>
+      </w:pPr>
+      <w:r>
+        <w:rPr>
+          <w:rFonts w:hint="default"/>
+        </w:rPr>
+        <w:t>基础球（蓝色）：1分，在地图各处随机生成</w:t>
+      </w:r>
+    </w:p>
+    <w:p>
+      <w:pPr>
+        <w:keepNext w:val="0"/>
+        <w:keepLines w:val="0"/>
+        <w:pageBreakBefore w:val="0"/>
+        <w:widowControl w:val="0"/>
+        <w:numPr>
+          <w:ilvl w:val="0"/>
+          <w:numId w:val="2"/>
+        </w:numPr>
+        <w:kinsoku/>
+        <w:wordWrap/>
+        <w:overflowPunct/>
+        <w:topLinePunct w:val="0"/>
+        <w:autoSpaceDE/>
+        <w:autoSpaceDN/>
+        <w:bidi w:val="0"/>
+        <w:adjustRightInd/>
+        <w:snapToGrid/>
+        <w:ind w:left="380" w:leftChars="0" w:hanging="170" w:firstLineChars="0"/>
+        <w:textAlignment w:val="auto"/>
+        <w:rPr>
+          <w:rFonts w:hint="default"/>
+        </w:rPr>
+      </w:pPr>
+      <w:r>
+        <w:rPr>
+          <w:rFonts w:hint="default"/>
+        </w:rPr>
+        <w:t>加速球（黄色）：2分，但持有者移动速度+50%</w:t>
+      </w:r>
+    </w:p>
+    <w:p>
+      <w:pPr>
+        <w:keepNext w:val="0"/>
+        <w:keepLines w:val="0"/>
+        <w:pageBreakBefore w:val="0"/>
+        <w:widowControl w:val="0"/>
+        <w:numPr>
+          <w:ilvl w:val="0"/>
+          <w:numId w:val="2"/>
+        </w:numPr>
+        <w:kinsoku/>
+        <w:wordWrap/>
+        <w:overflowPunct/>
+        <w:topLinePunct w:val="0"/>
+        <w:autoSpaceDE/>
+        <w:autoSpaceDN/>
+        <w:bidi w:val="0"/>
+        <w:adjustRightInd/>
+        <w:snapToGrid/>
+        <w:ind w:left="380" w:leftChars="0" w:hanging="170" w:firstLineChars="0"/>
+        <w:textAlignment w:val="auto"/>
+        <w:rPr>
+          <w:rFonts w:hint="default"/>
+        </w:rPr>
+      </w:pPr>
+      <w:r>
+        <w:rPr>
+          <w:rFonts w:hint="default"/>
+        </w:rPr>
+        <w:t>陷阱球（红色）：3分，但持有者位置对所有玩家可见</w:t>
+      </w:r>
+    </w:p>
+    <w:p>
+      <w:pPr>
+        <w:keepNext w:val="0"/>
+        <w:keepLines w:val="0"/>
+        <w:pageBreakBefore w:val="0"/>
+        <w:widowControl w:val="0"/>
+        <w:numPr>
+          <w:ilvl w:val="0"/>
+          <w:numId w:val="2"/>
+        </w:numPr>
+        <w:kinsoku/>
+        <w:wordWrap/>
+        <w:overflowPunct/>
+        <w:topLinePunct w:val="0"/>
+        <w:autoSpaceDE/>
+        <w:autoSpaceDN/>
+        <w:bidi w:val="0"/>
+        <w:adjustRightInd/>
+        <w:snapToGrid/>
+        <w:ind w:left="380" w:leftChars="0" w:hanging="170" w:firstLineChars="0"/>
+        <w:textAlignment w:val="auto"/>
+        <w:rPr>
+          <w:rFonts w:hint="eastAsia"/>
+          <w:lang w:eastAsia="zh-CN"/>
+        </w:rPr>
+      </w:pPr>
+      <w:r>
+        <w:rPr>
+          <w:rFonts w:hint="eastAsia"/>
+          <w:lang w:eastAsia="zh-CN"/>
+        </w:rPr>
+        <w:t>连续收集三个相同颜色的能量球，额外获得</w:t>
+      </w:r>
+      <w:r>
+        <w:rPr>
+          <w:rFonts w:hint="eastAsia"/>
+          <w:lang w:val="en-US" w:eastAsia="zh-CN"/>
+        </w:rPr>
+        <w:t>5点积分</w:t>
+      </w:r>
+    </w:p>
+    <w:p>
+      <w:pPr>
+        <w:keepNext w:val="0"/>
+        <w:keepLines w:val="0"/>
+        <w:pageBreakBefore w:val="0"/>
+        <w:widowControl w:val="0"/>
+        <w:numPr>
+          <w:ilvl w:val="0"/>
+          <w:numId w:val="1"/>
+        </w:numPr>
+        <w:kinsoku/>
+        <w:wordWrap/>
+        <w:overflowPunct/>
+        <w:topLinePunct w:val="0"/>
+        <w:autoSpaceDE/>
+        <w:autoSpaceDN/>
+        <w:bidi w:val="0"/>
+        <w:adjustRightInd/>
+        <w:snapToGrid/>
+        <w:ind w:left="283" w:leftChars="0" w:hanging="283" w:firstLineChars="0"/>
+        <w:textAlignment w:val="auto"/>
+        <w:rPr>
+          <w:rFonts w:hint="default"/>
+          <w:lang w:val="en-US" w:eastAsia="zh-CN"/>
+        </w:rPr>
+      </w:pPr>
+      <w:r>
+        <w:rPr>
+          <w:rFonts w:hint="eastAsia"/>
+          <w:lang w:eastAsia="zh-CN"/>
+        </w:rPr>
+        <w:t>游戏结束：当有玩家积分率先达到</w:t>
+      </w:r>
+      <w:r>
+        <w:rPr>
+          <w:rFonts w:hint="eastAsia"/>
+          <w:lang w:val="en-US" w:eastAsia="zh-CN"/>
+        </w:rPr>
+        <w:t>50分，游戏结算</w:t>
+      </w:r>
+    </w:p>
+    <w:p>
+      <w:pPr>
+        <w:numPr>
+          <w:ilvl w:val="0"/>
+          <w:numId w:val="1"/>
+        </w:numPr>
+        <w:ind w:left="283" w:leftChars="0" w:hanging="283" w:firstLineChars="0"/>
+        <w:rPr>
+          <w:rFonts w:hint="default" w:eastAsia="宋体"/>
+          <w:lang w:val="en-US" w:eastAsia="zh-CN"/>
+        </w:rPr>
+      </w:pPr>
+      <w:r>
+        <w:rPr>
+          <w:rFonts w:hint="eastAsia"/>
+          <w:lang w:val="en-US" w:eastAsia="zh-CN"/>
+        </w:rPr>
+        <w:t>界面设置</w:t>
+      </w:r>
+    </w:p>
+    <w:p>
+      <w:pPr>
+        <w:keepNext w:val="0"/>
+        <w:keepLines w:val="0"/>
+        <w:pageBreakBefore w:val="0"/>
+        <w:widowControl w:val="0"/>
+        <w:numPr>
+          <w:ilvl w:val="0"/>
+          <w:numId w:val="2"/>
+        </w:numPr>
+        <w:kinsoku/>
+        <w:wordWrap/>
+        <w:overflowPunct/>
+        <w:topLinePunct w:val="0"/>
+        <w:autoSpaceDE/>
+        <w:autoSpaceDN/>
+        <w:bidi w:val="0"/>
+        <w:adjustRightInd/>
+        <w:snapToGrid/>
+        <w:ind w:left="380" w:leftChars="0" w:hanging="170" w:firstLineChars="0"/>
+        <w:textAlignment w:val="auto"/>
+        <w:rPr>
+          <w:rFonts w:hint="default" w:eastAsia="宋体"/>
+          <w:lang w:val="en-US" w:eastAsia="zh-CN"/>
+        </w:rPr>
+      </w:pPr>
+      <w:r>
+        <w:rPr>
+          <w:rFonts w:hint="eastAsia"/>
+          <w:lang w:val="en-US" w:eastAsia="zh-CN"/>
+        </w:rPr>
+        <w:t>底部中间显示血量条</w:t>
+      </w:r>
+    </w:p>
+    <w:p>
+      <w:pPr>
+        <w:keepNext w:val="0"/>
+        <w:keepLines w:val="0"/>
+        <w:pageBreakBefore w:val="0"/>
+        <w:widowControl w:val="0"/>
+        <w:numPr>
+          <w:ilvl w:val="0"/>
+          <w:numId w:val="2"/>
+        </w:numPr>
+        <w:kinsoku/>
+        <w:wordWrap/>
+        <w:overflowPunct/>
+        <w:topLinePunct w:val="0"/>
+        <w:autoSpaceDE/>
+        <w:autoSpaceDN/>
+        <w:bidi w:val="0"/>
+        <w:adjustRightInd/>
+        <w:snapToGrid/>
+        <w:ind w:left="380" w:leftChars="0" w:hanging="170" w:firstLineChars="0"/>
+        <w:textAlignment w:val="auto"/>
+        <w:rPr>
+          <w:rFonts w:hint="default" w:eastAsia="宋体"/>
+          <w:lang w:val="en-US" w:eastAsia="zh-CN"/>
+        </w:rPr>
+      </w:pPr>
+      <w:r>
+        <w:rPr>
+          <w:rFonts w:hint="eastAsia"/>
+          <w:lang w:val="en-US" w:eastAsia="zh-CN"/>
+        </w:rPr>
+        <w:t>血量条上方显示连续拾取颜色球的数量：初始为三个没有颜色的圆形槽，若连续拾取相同颜色的能量球，则显示相应数量的相同颜色，达到三个进行消除，额外加5分；若拾取能量球颜色与上一个不同，则清除已有的颜色，显示拾取的颜色为1个</w:t>
+      </w:r>
+    </w:p>
+    <w:p>
+      <w:pPr>
+        <w:keepNext w:val="0"/>
+        <w:keepLines w:val="0"/>
+        <w:pageBreakBefore w:val="0"/>
+        <w:widowControl w:val="0"/>
+        <w:numPr>
+          <w:ilvl w:val="0"/>
+          <w:numId w:val="2"/>
+        </w:numPr>
+        <w:kinsoku/>
+        <w:wordWrap/>
+        <w:overflowPunct/>
+        <w:topLinePunct w:val="0"/>
+        <w:autoSpaceDE/>
+        <w:autoSpaceDN/>
+        <w:bidi w:val="0"/>
+        <w:adjustRightInd/>
+        <w:snapToGrid/>
+        <w:ind w:left="380" w:leftChars="0" w:hanging="170" w:firstLineChars="0"/>
+        <w:textAlignment w:val="auto"/>
+        <w:rPr>
+          <w:rFonts w:hint="default" w:eastAsia="宋体"/>
+          <w:lang w:val="en-US" w:eastAsia="zh-CN"/>
+        </w:rPr>
+      </w:pPr>
+      <w:r>
+        <w:rPr>
+          <w:rFonts w:hint="eastAsia"/>
+          <w:lang w:val="en-US" w:eastAsia="zh-CN"/>
+        </w:rPr>
+        <w:t>左侧中央动态显示玩家积分排名，向右侧扩展可显示玩家拾取各能量球数量，击杀敌人数量，击败玩家次数，被击败次数</w:t>
+      </w:r>
+    </w:p>
+    <w:p>
+      <w:pPr>
+        <w:keepNext w:val="0"/>
+        <w:keepLines w:val="0"/>
+        <w:pageBreakBefore w:val="0"/>
+        <w:widowControl w:val="0"/>
+        <w:numPr>
+          <w:ilvl w:val="0"/>
+          <w:numId w:val="2"/>
+        </w:numPr>
+        <w:kinsoku/>
+        <w:wordWrap/>
+        <w:overflowPunct/>
+        <w:topLinePunct w:val="0"/>
+        <w:autoSpaceDE/>
+        <w:autoSpaceDN/>
+        <w:bidi w:val="0"/>
+        <w:adjustRightInd/>
+        <w:snapToGrid/>
+        <w:ind w:left="380" w:leftChars="0" w:hanging="170" w:firstLineChars="0"/>
+        <w:textAlignment w:val="auto"/>
+        <w:rPr>
+          <w:rFonts w:hint="default" w:eastAsia="宋体"/>
+          <w:lang w:val="en-US" w:eastAsia="zh-CN"/>
+        </w:rPr>
+      </w:pPr>
+      <w:r>
+        <w:rPr>
+          <w:rFonts w:hint="eastAsia"/>
+          <w:lang w:val="en-US" w:eastAsia="zh-CN"/>
+        </w:rPr>
+        <w:t>顶部中间显示其他玩家、敌人和能量球方位</w:t>
+      </w:r>
+    </w:p>
+    <w:p>
+      <w:pPr>
+        <w:keepNext w:val="0"/>
+        <w:keepLines w:val="0"/>
+        <w:pageBreakBefore w:val="0"/>
+        <w:widowControl w:val="0"/>
+        <w:numPr>
+          <w:ilvl w:val="0"/>
+          <w:numId w:val="2"/>
+        </w:numPr>
+        <w:kinsoku/>
+        <w:wordWrap/>
+        <w:overflowPunct/>
+        <w:topLinePunct w:val="0"/>
+        <w:autoSpaceDE/>
+        <w:autoSpaceDN/>
+        <w:bidi w:val="0"/>
+        <w:adjustRightInd/>
+        <w:snapToGrid/>
+        <w:ind w:left="380" w:leftChars="0" w:hanging="170" w:firstLineChars="0"/>
+        <w:textAlignment w:val="auto"/>
+        <w:rPr>
+          <w:rFonts w:hint="default" w:eastAsia="宋体"/>
+          <w:lang w:val="en-US" w:eastAsia="zh-CN"/>
+        </w:rPr>
+      </w:pPr>
+      <w:r>
+        <w:rPr>
+          <w:rFonts w:hint="eastAsia"/>
+          <w:lang w:val="en-US" w:eastAsia="zh-CN"/>
+        </w:rPr>
+        <w:t>方位下方显示击败玩家和被玩家击败播报</w:t>
+      </w:r>
+    </w:p>
+    <w:p>
+      <w:pPr>
+        <w:keepNext w:val="0"/>
+        <w:keepLines w:val="0"/>
+        <w:pageBreakBefore w:val="0"/>
+        <w:widowControl w:val="0"/>
+        <w:numPr>
+          <w:ilvl w:val="0"/>
+          <w:numId w:val="2"/>
+        </w:numPr>
+        <w:kinsoku/>
+        <w:wordWrap/>
+        <w:overflowPunct/>
+        <w:topLinePunct w:val="0"/>
+        <w:autoSpaceDE/>
+        <w:autoSpaceDN/>
+        <w:bidi w:val="0"/>
+        <w:adjustRightInd/>
+        <w:snapToGrid/>
+        <w:ind w:left="380" w:leftChars="0" w:hanging="170" w:firstLineChars="0"/>
+        <w:textAlignment w:val="auto"/>
+        <w:rPr>
+          <w:rFonts w:hint="default" w:eastAsia="宋体"/>
+          <w:lang w:val="en-US" w:eastAsia="zh-CN"/>
+        </w:rPr>
+      </w:pPr>
+      <w:r>
+        <w:rPr>
+          <w:rFonts w:hint="eastAsia"/>
+          <w:lang w:val="en-US" w:eastAsia="zh-CN"/>
+        </w:rPr>
+        <w:t>死亡后，屏幕变灰，无法操纵角色，屏幕中央显示复活倒计时</w:t>
+      </w:r>
+    </w:p>
+    <w:p>
+      <w:pPr>
+        <w:keepNext w:val="0"/>
+        <w:keepLines w:val="0"/>
+        <w:pageBreakBefore w:val="0"/>
+        <w:widowControl w:val="0"/>
+        <w:numPr>
+          <w:numId w:val="0"/>
+        </w:numPr>
+        <w:kinsoku/>
+        <w:wordWrap/>
+        <w:overflowPunct/>
+        <w:topLinePunct w:val="0"/>
+        <w:autoSpaceDE/>
+        <w:autoSpaceDN/>
+        <w:bidi w:val="0"/>
+        <w:adjustRightInd/>
+        <w:snapToGrid/>
+        <w:textAlignment w:val="auto"/>
+      </w:pPr>
+      <w:r>
+        <w:drawing>
+          <wp:inline distT="0" distB="0" distL="114300" distR="114300">
+            <wp:extent cx="5267325" cy="3582035"/>
+            <wp:effectExtent l="0" t="0" r="635" b="1905"/>
+            <wp:docPr id="1" name="图片 1"/>
+            <wp:cNvGraphicFramePr>
+              <a:graphicFrameLocks xmlns:a="http://schemas.openxmlformats.org/drawingml/2006/main" noChangeAspect="1"/>
+            </wp:cNvGraphicFramePr>
+            <a:graphic xmlns:a="http://schemas.openxmlformats.org/drawingml/2006/main">
+              <a:graphicData uri="http://schemas.openxmlformats.org/drawingml/2006/picture">
+                <pic:pic xmlns:pic="http://schemas.openxmlformats.org/drawingml/2006/picture">
+                  <pic:nvPicPr>
+                    <pic:cNvPr id="1" name="图片 1"/>
+                    <pic:cNvPicPr>
+                      <a:picLocks noChangeAspect="1"/>
+                    </pic:cNvPicPr>
+                  </pic:nvPicPr>
+                  <pic:blipFill>
+                    <a:blip r:embed="rId6"/>
+                    <a:stretch>
+                      <a:fillRect/>
+                    </a:stretch>
+                  </pic:blipFill>
+                  <pic:spPr>
+                    <a:xfrm>
+                      <a:off x="0" y="0"/>
+                      <a:ext cx="5267325" cy="3582035"/>
+                    </a:xfrm>
+                    <a:prstGeom prst="rect">
+                      <a:avLst/>
+                    </a:prstGeom>
+                    <a:noFill/>
+                    <a:ln>
+                      <a:noFill/>
+                    </a:ln>
+                  </pic:spPr>
+                </pic:pic>
+              </a:graphicData>
+            </a:graphic>
+          </wp:inline>
+        </w:drawing>
+      </w:r>
+    </w:p>
+    <w:p>
+      <w:pPr>
+        <w:keepNext w:val="0"/>
+        <w:keepLines w:val="0"/>
+        <w:pageBreakBefore w:val="0"/>
+        <w:widowControl w:val="0"/>
+        <w:numPr>
+          <w:numId w:val="0"/>
+        </w:numPr>
+        <w:kinsoku/>
+        <w:wordWrap/>
+        <w:overflowPunct/>
+        <w:topLinePunct w:val="0"/>
+        <w:autoSpaceDE/>
+        <w:autoSpaceDN/>
+        <w:bidi w:val="0"/>
+        <w:adjustRightInd/>
+        <w:snapToGrid/>
+        <w:textAlignment w:val="auto"/>
+        <w:rPr>
+          <w:rFonts w:hint="default"/>
+          <w:lang w:val="en-US" w:eastAsia="zh-CN"/>
+        </w:rPr>
+      </w:pPr>
+      <w:r>
+        <w:drawing>
+          <wp:inline distT="0" distB="0" distL="114300" distR="114300">
+            <wp:extent cx="5273675" cy="1726565"/>
+            <wp:effectExtent l="0" t="0" r="5080" b="635"/>
+            <wp:docPr id="2" name="图片 2"/>
+            <wp:cNvGraphicFramePr>
+              <a:graphicFrameLocks xmlns:a="http://schemas.openxmlformats.org/drawingml/2006/main" noChangeAspect="1"/>
+            </wp:cNvGraphicFramePr>
+            <a:graphic xmlns:a="http://schemas.openxmlformats.org/drawingml/2006/main">
+              <a:graphicData uri="http://schemas.openxmlformats.org/drawingml/2006/picture">
+                <pic:pic xmlns:pic="http://schemas.openxmlformats.org/drawingml/2006/picture">
+                  <pic:nvPicPr>
+                    <pic:cNvPr id="2" name="图片 2"/>
+                    <pic:cNvPicPr>
+                      <a:picLocks noChangeAspect="1"/>
+                    </pic:cNvPicPr>
+                  </pic:nvPicPr>
+                  <pic:blipFill>
+                    <a:blip r:embed="rId7"/>
+                    <a:stretch>
+                      <a:fillRect/>
+                    </a:stretch>
+                  </pic:blipFill>
+                  <pic:spPr>
+                    <a:xfrm>
+                      <a:off x="0" y="0"/>
+                      <a:ext cx="5273675" cy="1726565"/>
+                    </a:xfrm>
+                    <a:prstGeom prst="rect">
+                      <a:avLst/>
+                    </a:prstGeom>
+                    <a:noFill/>
+                    <a:ln>
+                      <a:noFill/>
+                    </a:ln>
+                  </pic:spPr>
+                </pic:pic>
+              </a:graphicData>
+            </a:graphic>
+          </wp:inline>
+        </w:drawing>
+      </w:r>
       <w:bookmarkStart w:id="0" w:name="_GoBack"/>
       <w:bookmarkEnd w:id="0"/>
-    </w:p>
-    <w:p>
-      <w:pPr>
-        <w:keepNext w:val="0"/>
-        <w:keepLines w:val="0"/>
-        <w:pageBreakBefore w:val="0"/>
-        <w:widowControl w:val="0"/>
-        <w:numPr>
-          <w:ilvl w:val="0"/>
-          <w:numId w:val="1"/>
-        </w:numPr>
-        <w:kinsoku/>
-        <w:wordWrap/>
-        <w:overflowPunct/>
-        <w:topLinePunct w:val="0"/>
-        <w:autoSpaceDE/>
-        <w:autoSpaceDN/>
-        <w:bidi w:val="0"/>
-        <w:adjustRightInd/>
-        <w:snapToGrid/>
-        <w:ind w:left="283" w:leftChars="0" w:hanging="283" w:firstLineChars="0"/>
-        <w:textAlignment w:val="auto"/>
-        <w:rPr>
-          <w:rFonts w:hint="eastAsia"/>
-          <w:lang w:eastAsia="zh-CN"/>
-        </w:rPr>
-      </w:pPr>
-      <w:r>
-        <w:rPr>
-          <w:rFonts w:hint="default"/>
-        </w:rPr>
-        <w:t>敌人</w:t>
-      </w:r>
-    </w:p>
-    <w:p>
-      <w:pPr>
-        <w:keepNext w:val="0"/>
-        <w:keepLines w:val="0"/>
-        <w:pageBreakBefore w:val="0"/>
-        <w:widowControl w:val="0"/>
-        <w:numPr>
-          <w:ilvl w:val="0"/>
-          <w:numId w:val="2"/>
-        </w:numPr>
-        <w:kinsoku/>
-        <w:wordWrap/>
-        <w:overflowPunct/>
-        <w:topLinePunct w:val="0"/>
-        <w:autoSpaceDE/>
-        <w:autoSpaceDN/>
-        <w:bidi w:val="0"/>
-        <w:adjustRightInd/>
-        <w:snapToGrid/>
-        <w:ind w:left="380" w:leftChars="0" w:hanging="170" w:firstLineChars="0"/>
-        <w:textAlignment w:val="auto"/>
-        <w:rPr>
-          <w:rFonts w:hint="eastAsia"/>
-          <w:lang w:eastAsia="zh-CN"/>
-        </w:rPr>
-      </w:pPr>
-      <w:r>
-        <w:rPr>
-          <w:rFonts w:hint="eastAsia"/>
-          <w:lang w:eastAsia="zh-CN"/>
-        </w:rPr>
-        <w:t>行为：可以拾取能量球并攻击一定范围内的玩家，触碰到玩家对玩家造成额外伤害</w:t>
-      </w:r>
-    </w:p>
-    <w:p>
-      <w:pPr>
-        <w:keepNext w:val="0"/>
-        <w:keepLines w:val="0"/>
-        <w:pageBreakBefore w:val="0"/>
-        <w:widowControl w:val="0"/>
-        <w:numPr>
-          <w:ilvl w:val="0"/>
-          <w:numId w:val="2"/>
-        </w:numPr>
-        <w:kinsoku/>
-        <w:wordWrap/>
-        <w:overflowPunct/>
-        <w:topLinePunct w:val="0"/>
-        <w:autoSpaceDE/>
-        <w:autoSpaceDN/>
-        <w:bidi w:val="0"/>
-        <w:adjustRightInd/>
-        <w:snapToGrid/>
-        <w:ind w:left="380" w:leftChars="0" w:hanging="170" w:firstLineChars="0"/>
-        <w:textAlignment w:val="auto"/>
-        <w:rPr>
-          <w:rFonts w:hint="eastAsia"/>
-          <w:lang w:eastAsia="zh-CN"/>
-        </w:rPr>
-      </w:pPr>
-      <w:r>
-        <w:rPr>
-          <w:rFonts w:hint="eastAsia"/>
-          <w:lang w:eastAsia="zh-CN"/>
-        </w:rPr>
-        <w:t>攻击方式：射击</w:t>
-      </w:r>
-    </w:p>
-    <w:p>
-      <w:pPr>
-        <w:keepNext w:val="0"/>
-        <w:keepLines w:val="0"/>
-        <w:pageBreakBefore w:val="0"/>
-        <w:widowControl w:val="0"/>
-        <w:numPr>
-          <w:ilvl w:val="0"/>
-          <w:numId w:val="2"/>
-        </w:numPr>
-        <w:kinsoku/>
-        <w:wordWrap/>
-        <w:overflowPunct/>
-        <w:topLinePunct w:val="0"/>
-        <w:autoSpaceDE/>
-        <w:autoSpaceDN/>
-        <w:bidi w:val="0"/>
-        <w:adjustRightInd/>
-        <w:snapToGrid/>
-        <w:ind w:left="380" w:leftChars="0" w:hanging="170" w:firstLineChars="0"/>
-        <w:textAlignment w:val="auto"/>
-        <w:rPr>
-          <w:rFonts w:hint="eastAsia"/>
-          <w:lang w:eastAsia="zh-CN"/>
-        </w:rPr>
-      </w:pPr>
-      <w:r>
-        <w:rPr>
-          <w:rFonts w:hint="eastAsia"/>
-          <w:lang w:eastAsia="zh-CN"/>
-        </w:rPr>
-        <w:t>被击败后获取</w:t>
-      </w:r>
-      <w:r>
-        <w:rPr>
-          <w:rFonts w:hint="eastAsia"/>
-          <w:lang w:val="en-US" w:eastAsia="zh-CN"/>
-        </w:rPr>
-        <w:t>1点积分，并掉落其拾取的能量球</w:t>
-      </w:r>
-    </w:p>
-    <w:p>
-      <w:pPr>
-        <w:keepNext w:val="0"/>
-        <w:keepLines w:val="0"/>
-        <w:pageBreakBefore w:val="0"/>
-        <w:widowControl w:val="0"/>
-        <w:numPr>
-          <w:ilvl w:val="0"/>
-          <w:numId w:val="2"/>
-        </w:numPr>
-        <w:kinsoku/>
-        <w:wordWrap/>
-        <w:overflowPunct/>
-        <w:topLinePunct w:val="0"/>
-        <w:autoSpaceDE/>
-        <w:autoSpaceDN/>
-        <w:bidi w:val="0"/>
-        <w:adjustRightInd/>
-        <w:snapToGrid/>
-        <w:ind w:left="380" w:leftChars="0" w:hanging="170" w:firstLineChars="0"/>
-        <w:textAlignment w:val="auto"/>
-        <w:rPr>
-          <w:rFonts w:hint="eastAsia"/>
-          <w:lang w:eastAsia="zh-CN"/>
-        </w:rPr>
-      </w:pPr>
-      <w:r>
-        <w:rPr>
-          <w:rFonts w:hint="eastAsia"/>
-          <w:lang w:val="en-US" w:eastAsia="zh-CN"/>
-        </w:rPr>
-        <w:t>血量为50，攻击造成伤害为10，触碰伤害为20</w:t>
-      </w:r>
-    </w:p>
-    <w:p>
-      <w:pPr>
-        <w:keepNext w:val="0"/>
-        <w:keepLines w:val="0"/>
-        <w:pageBreakBefore w:val="0"/>
-        <w:widowControl w:val="0"/>
-        <w:numPr>
-          <w:ilvl w:val="0"/>
-          <w:numId w:val="1"/>
-        </w:numPr>
-        <w:kinsoku/>
-        <w:wordWrap/>
-        <w:overflowPunct/>
-        <w:topLinePunct w:val="0"/>
-        <w:autoSpaceDE/>
-        <w:autoSpaceDN/>
-        <w:bidi w:val="0"/>
-        <w:adjustRightInd/>
-        <w:snapToGrid/>
-        <w:ind w:left="283" w:leftChars="0" w:hanging="283" w:firstLineChars="0"/>
-        <w:textAlignment w:val="auto"/>
-        <w:rPr>
-          <w:rFonts w:hint="eastAsia"/>
-          <w:lang w:eastAsia="zh-CN"/>
-        </w:rPr>
-      </w:pPr>
-      <w:r>
-        <w:rPr>
-          <w:rFonts w:hint="eastAsia"/>
-          <w:lang w:eastAsia="zh-CN"/>
-        </w:rPr>
-        <w:t>能量球</w:t>
-      </w:r>
-    </w:p>
-    <w:p>
-      <w:pPr>
-        <w:keepNext w:val="0"/>
-        <w:keepLines w:val="0"/>
-        <w:pageBreakBefore w:val="0"/>
-        <w:widowControl w:val="0"/>
-        <w:numPr>
-          <w:ilvl w:val="0"/>
-          <w:numId w:val="2"/>
-        </w:numPr>
-        <w:kinsoku/>
-        <w:wordWrap/>
-        <w:overflowPunct/>
-        <w:topLinePunct w:val="0"/>
-        <w:autoSpaceDE/>
-        <w:autoSpaceDN/>
-        <w:bidi w:val="0"/>
-        <w:adjustRightInd/>
-        <w:snapToGrid/>
-        <w:ind w:left="380" w:leftChars="0" w:hanging="170" w:firstLineChars="0"/>
-        <w:textAlignment w:val="auto"/>
-        <w:rPr>
-          <w:rFonts w:hint="default"/>
-        </w:rPr>
-      </w:pPr>
-      <w:r>
-        <w:rPr>
-          <w:rFonts w:hint="eastAsia"/>
-          <w:lang w:eastAsia="zh-CN"/>
-        </w:rPr>
-        <w:t>拾取机制：玩家通过射击或者触碰能量球拾取，敌人通过触碰能量球拾取</w:t>
-      </w:r>
-    </w:p>
-    <w:p>
-      <w:pPr>
-        <w:keepNext w:val="0"/>
-        <w:keepLines w:val="0"/>
-        <w:pageBreakBefore w:val="0"/>
-        <w:widowControl w:val="0"/>
-        <w:numPr>
-          <w:ilvl w:val="0"/>
-          <w:numId w:val="2"/>
-        </w:numPr>
-        <w:kinsoku/>
-        <w:wordWrap/>
-        <w:overflowPunct/>
-        <w:topLinePunct w:val="0"/>
-        <w:autoSpaceDE/>
-        <w:autoSpaceDN/>
-        <w:bidi w:val="0"/>
-        <w:adjustRightInd/>
-        <w:snapToGrid/>
-        <w:ind w:left="380" w:leftChars="0" w:hanging="170" w:firstLineChars="0"/>
-        <w:textAlignment w:val="auto"/>
-        <w:rPr>
-          <w:rFonts w:hint="default"/>
-        </w:rPr>
-      </w:pPr>
-      <w:r>
-        <w:rPr>
-          <w:rFonts w:hint="default"/>
-        </w:rPr>
-        <w:t>基础球（蓝色）：1分，在地图各处随机生成</w:t>
-      </w:r>
-    </w:p>
-    <w:p>
-      <w:pPr>
-        <w:keepNext w:val="0"/>
-        <w:keepLines w:val="0"/>
-        <w:pageBreakBefore w:val="0"/>
-        <w:widowControl w:val="0"/>
-        <w:numPr>
-          <w:ilvl w:val="0"/>
-          <w:numId w:val="2"/>
-        </w:numPr>
-        <w:kinsoku/>
-        <w:wordWrap/>
-        <w:overflowPunct/>
-        <w:topLinePunct w:val="0"/>
-        <w:autoSpaceDE/>
-        <w:autoSpaceDN/>
-        <w:bidi w:val="0"/>
-        <w:adjustRightInd/>
-        <w:snapToGrid/>
-        <w:ind w:left="380" w:leftChars="0" w:hanging="170" w:firstLineChars="0"/>
-        <w:textAlignment w:val="auto"/>
-        <w:rPr>
-          <w:rFonts w:hint="default"/>
-        </w:rPr>
-      </w:pPr>
-      <w:r>
-        <w:rPr>
-          <w:rFonts w:hint="default"/>
-        </w:rPr>
-        <w:t>加速球（黄色）：2分，但持有者移动速度+50%</w:t>
-      </w:r>
-    </w:p>
-    <w:p>
-      <w:pPr>
-        <w:keepNext w:val="0"/>
-        <w:keepLines w:val="0"/>
-        <w:pageBreakBefore w:val="0"/>
-        <w:widowControl w:val="0"/>
-        <w:numPr>
-          <w:ilvl w:val="0"/>
-          <w:numId w:val="2"/>
-        </w:numPr>
-        <w:kinsoku/>
-        <w:wordWrap/>
-        <w:overflowPunct/>
-        <w:topLinePunct w:val="0"/>
-        <w:autoSpaceDE/>
-        <w:autoSpaceDN/>
-        <w:bidi w:val="0"/>
-        <w:adjustRightInd/>
-        <w:snapToGrid/>
-        <w:ind w:left="380" w:leftChars="0" w:hanging="170" w:firstLineChars="0"/>
-        <w:textAlignment w:val="auto"/>
-        <w:rPr>
-          <w:rFonts w:hint="default"/>
-        </w:rPr>
-      </w:pPr>
-      <w:r>
-        <w:rPr>
-          <w:rFonts w:hint="default"/>
-        </w:rPr>
-        <w:t>陷阱球（红色）：3分，但持有者位置对所有玩家可见</w:t>
-      </w:r>
-    </w:p>
-    <w:p>
-      <w:pPr>
-        <w:keepNext w:val="0"/>
-        <w:keepLines w:val="0"/>
-        <w:pageBreakBefore w:val="0"/>
-        <w:widowControl w:val="0"/>
-        <w:numPr>
-          <w:ilvl w:val="0"/>
-          <w:numId w:val="2"/>
-        </w:numPr>
-        <w:kinsoku/>
-        <w:wordWrap/>
-        <w:overflowPunct/>
-        <w:topLinePunct w:val="0"/>
-        <w:autoSpaceDE/>
-        <w:autoSpaceDN/>
-        <w:bidi w:val="0"/>
-        <w:adjustRightInd/>
-        <w:snapToGrid/>
-        <w:ind w:left="380" w:leftChars="0" w:hanging="170" w:firstLineChars="0"/>
-        <w:textAlignment w:val="auto"/>
-        <w:rPr>
-          <w:rFonts w:hint="eastAsia"/>
-          <w:lang w:eastAsia="zh-CN"/>
-        </w:rPr>
-      </w:pPr>
-      <w:r>
-        <w:rPr>
-          <w:rFonts w:hint="eastAsia"/>
-          <w:lang w:eastAsia="zh-CN"/>
-        </w:rPr>
-        <w:t>连续收集三个相同颜色的能量球，额外获得</w:t>
-      </w:r>
-      <w:r>
-        <w:rPr>
-          <w:rFonts w:hint="eastAsia"/>
-          <w:lang w:val="en-US" w:eastAsia="zh-CN"/>
-        </w:rPr>
-        <w:t>5点积分</w:t>
-      </w:r>
-    </w:p>
-    <w:p>
-      <w:pPr>
-        <w:keepNext w:val="0"/>
-        <w:keepLines w:val="0"/>
-        <w:pageBreakBefore w:val="0"/>
-        <w:widowControl w:val="0"/>
-        <w:numPr>
-          <w:ilvl w:val="0"/>
-          <w:numId w:val="1"/>
-        </w:numPr>
-        <w:kinsoku/>
-        <w:wordWrap/>
-        <w:overflowPunct/>
-        <w:topLinePunct w:val="0"/>
-        <w:autoSpaceDE/>
-        <w:autoSpaceDN/>
-        <w:bidi w:val="0"/>
-        <w:adjustRightInd/>
-        <w:snapToGrid/>
-        <w:ind w:left="283" w:leftChars="0" w:hanging="283" w:firstLineChars="0"/>
-        <w:textAlignment w:val="auto"/>
-        <w:rPr>
-          <w:rFonts w:hint="default"/>
-          <w:lang w:val="en-US" w:eastAsia="zh-CN"/>
-        </w:rPr>
-      </w:pPr>
-      <w:r>
-        <w:rPr>
-          <w:rFonts w:hint="eastAsia"/>
-          <w:lang w:eastAsia="zh-CN"/>
-        </w:rPr>
-        <w:t>游戏结束：当有玩家积分率先达到</w:t>
-      </w:r>
-      <w:r>
-        <w:rPr>
-          <w:rFonts w:hint="eastAsia"/>
-          <w:lang w:val="en-US" w:eastAsia="zh-CN"/>
-        </w:rPr>
-        <w:t>50分，游戏结算</w:t>
-      </w:r>
-    </w:p>
-    <w:p>
-      <w:pPr>
-        <w:numPr>
-          <w:ilvl w:val="0"/>
-          <w:numId w:val="1"/>
-        </w:numPr>
-        <w:ind w:left="283" w:leftChars="0" w:hanging="283" w:firstLineChars="0"/>
-        <w:rPr>
-          <w:rFonts w:hint="default" w:eastAsia="宋体"/>
-          <w:lang w:val="en-US" w:eastAsia="zh-CN"/>
-        </w:rPr>
-      </w:pPr>
-      <w:r>
-        <w:rPr>
-          <w:rFonts w:hint="eastAsia"/>
-          <w:lang w:val="en-US" w:eastAsia="zh-CN"/>
-        </w:rPr>
-        <w:t>界面设置</w:t>
-      </w:r>
-    </w:p>
-    <w:p>
-      <w:pPr>
-        <w:keepNext w:val="0"/>
-        <w:keepLines w:val="0"/>
-        <w:pageBreakBefore w:val="0"/>
-        <w:widowControl w:val="0"/>
-        <w:numPr>
-          <w:ilvl w:val="0"/>
-          <w:numId w:val="2"/>
-        </w:numPr>
-        <w:kinsoku/>
-        <w:wordWrap/>
-        <w:overflowPunct/>
-        <w:topLinePunct w:val="0"/>
-        <w:autoSpaceDE/>
-        <w:autoSpaceDN/>
-        <w:bidi w:val="0"/>
-        <w:adjustRightInd/>
-        <w:snapToGrid/>
-        <w:ind w:left="380" w:leftChars="0" w:hanging="170" w:firstLineChars="0"/>
-        <w:textAlignment w:val="auto"/>
-        <w:rPr>
-          <w:rFonts w:hint="default" w:eastAsia="宋体"/>
-          <w:lang w:val="en-US" w:eastAsia="zh-CN"/>
-        </w:rPr>
-      </w:pPr>
-      <w:r>
-        <w:rPr>
-          <w:rFonts w:hint="eastAsia"/>
-          <w:lang w:val="en-US" w:eastAsia="zh-CN"/>
-        </w:rPr>
-        <w:t>底部中间显示血量条</w:t>
-      </w:r>
-    </w:p>
-    <w:p>
-      <w:pPr>
-        <w:keepNext w:val="0"/>
-        <w:keepLines w:val="0"/>
-        <w:pageBreakBefore w:val="0"/>
-        <w:widowControl w:val="0"/>
-        <w:numPr>
-          <w:ilvl w:val="0"/>
-          <w:numId w:val="2"/>
-        </w:numPr>
-        <w:kinsoku/>
-        <w:wordWrap/>
-        <w:overflowPunct/>
-        <w:topLinePunct w:val="0"/>
-        <w:autoSpaceDE/>
-        <w:autoSpaceDN/>
-        <w:bidi w:val="0"/>
-        <w:adjustRightInd/>
-        <w:snapToGrid/>
-        <w:ind w:left="380" w:leftChars="0" w:hanging="170" w:firstLineChars="0"/>
-        <w:textAlignment w:val="auto"/>
-        <w:rPr>
-          <w:rFonts w:hint="default" w:eastAsia="宋体"/>
-          <w:lang w:val="en-US" w:eastAsia="zh-CN"/>
-        </w:rPr>
-      </w:pPr>
-      <w:r>
-        <w:rPr>
-          <w:rFonts w:hint="eastAsia"/>
-          <w:lang w:val="en-US" w:eastAsia="zh-CN"/>
-        </w:rPr>
-        <w:t>血量条上方显示连续拾取颜色球的数量：初始为三个没有颜色的圆形槽，若连续拾取相同颜色的能量球，则显示相应数量的相同颜色，达到三个进行消除，额外加5分；若拾取能量球颜色与上一个不同，则清除已有的颜色，显示拾取的颜色为1个</w:t>
-      </w:r>
-    </w:p>
-    <w:p>
-      <w:pPr>
-        <w:keepNext w:val="0"/>
-        <w:keepLines w:val="0"/>
-        <w:pageBreakBefore w:val="0"/>
-        <w:widowControl w:val="0"/>
-        <w:numPr>
-          <w:ilvl w:val="0"/>
-          <w:numId w:val="2"/>
-        </w:numPr>
-        <w:kinsoku/>
-        <w:wordWrap/>
-        <w:overflowPunct/>
-        <w:topLinePunct w:val="0"/>
-        <w:autoSpaceDE/>
-        <w:autoSpaceDN/>
-        <w:bidi w:val="0"/>
-        <w:adjustRightInd/>
-        <w:snapToGrid/>
-        <w:ind w:left="380" w:leftChars="0" w:hanging="170" w:firstLineChars="0"/>
-        <w:textAlignment w:val="auto"/>
-        <w:rPr>
-          <w:rFonts w:hint="default" w:eastAsia="宋体"/>
-          <w:lang w:val="en-US" w:eastAsia="zh-CN"/>
-        </w:rPr>
-      </w:pPr>
-      <w:r>
-        <w:rPr>
-          <w:rFonts w:hint="eastAsia"/>
-          <w:lang w:val="en-US" w:eastAsia="zh-CN"/>
-        </w:rPr>
-        <w:t>左侧中央动态显示玩家积分排名，向右侧扩展可显示玩家拾取各能量球数量，击杀敌人数量，击败玩家次数，被击败次数</w:t>
-      </w:r>
-    </w:p>
-    <w:p>
-      <w:pPr>
-        <w:keepNext w:val="0"/>
-        <w:keepLines w:val="0"/>
-        <w:pageBreakBefore w:val="0"/>
-        <w:widowControl w:val="0"/>
-        <w:numPr>
-          <w:ilvl w:val="0"/>
-          <w:numId w:val="2"/>
-        </w:numPr>
-        <w:kinsoku/>
-        <w:wordWrap/>
-        <w:overflowPunct/>
-        <w:topLinePunct w:val="0"/>
-        <w:autoSpaceDE/>
-        <w:autoSpaceDN/>
-        <w:bidi w:val="0"/>
-        <w:adjustRightInd/>
-        <w:snapToGrid/>
-        <w:ind w:left="380" w:leftChars="0" w:hanging="170" w:firstLineChars="0"/>
-        <w:textAlignment w:val="auto"/>
-        <w:rPr>
-          <w:rFonts w:hint="default" w:eastAsia="宋体"/>
-          <w:lang w:val="en-US" w:eastAsia="zh-CN"/>
-        </w:rPr>
-      </w:pPr>
-      <w:r>
-        <w:rPr>
-          <w:rFonts w:hint="eastAsia"/>
-          <w:lang w:val="en-US" w:eastAsia="zh-CN"/>
-        </w:rPr>
-        <w:t>顶部中间显示其他玩家、敌人和能量球方位</w:t>
-      </w:r>
-    </w:p>
-    <w:p>
-      <w:pPr>
-        <w:keepNext w:val="0"/>
-        <w:keepLines w:val="0"/>
-        <w:pageBreakBefore w:val="0"/>
-        <w:widowControl w:val="0"/>
-        <w:numPr>
-          <w:ilvl w:val="0"/>
-          <w:numId w:val="2"/>
-        </w:numPr>
-        <w:kinsoku/>
-        <w:wordWrap/>
-        <w:overflowPunct/>
-        <w:topLinePunct w:val="0"/>
-        <w:autoSpaceDE/>
-        <w:autoSpaceDN/>
-        <w:bidi w:val="0"/>
-        <w:adjustRightInd/>
-        <w:snapToGrid/>
-        <w:ind w:left="380" w:leftChars="0" w:hanging="170" w:firstLineChars="0"/>
-        <w:textAlignment w:val="auto"/>
-        <w:rPr>
-          <w:rFonts w:hint="default" w:eastAsia="宋体"/>
-          <w:lang w:val="en-US" w:eastAsia="zh-CN"/>
-        </w:rPr>
-      </w:pPr>
-      <w:r>
-        <w:rPr>
-          <w:rFonts w:hint="eastAsia"/>
-          <w:lang w:val="en-US" w:eastAsia="zh-CN"/>
-        </w:rPr>
-        <w:t>方位下方显示击败玩家和被玩家击败播报</w:t>
-      </w:r>
-    </w:p>
-    <w:p>
-      <w:pPr>
-        <w:keepNext w:val="0"/>
-        <w:keepLines w:val="0"/>
-        <w:pageBreakBefore w:val="0"/>
-        <w:widowControl w:val="0"/>
-        <w:numPr>
-          <w:ilvl w:val="0"/>
-          <w:numId w:val="2"/>
-        </w:numPr>
-        <w:kinsoku/>
-        <w:wordWrap/>
-        <w:overflowPunct/>
-        <w:topLinePunct w:val="0"/>
-        <w:autoSpaceDE/>
-        <w:autoSpaceDN/>
-        <w:bidi w:val="0"/>
-        <w:adjustRightInd/>
-        <w:snapToGrid/>
-        <w:ind w:left="380" w:leftChars="0" w:hanging="170" w:firstLineChars="0"/>
-        <w:textAlignment w:val="auto"/>
-        <w:rPr>
-          <w:rFonts w:hint="default" w:eastAsia="宋体"/>
-          <w:lang w:val="en-US" w:eastAsia="zh-CN"/>
-        </w:rPr>
-      </w:pPr>
-      <w:r>
-        <w:rPr>
-          <w:rFonts w:hint="eastAsia"/>
-          <w:lang w:val="en-US" w:eastAsia="zh-CN"/>
-        </w:rPr>
-        <w:t>死亡后，屏幕变灰，无法操纵角色，屏幕中央显示复活倒计时</w:t>
-      </w:r>
     </w:p>
     <w:sectPr>
       <w:pgSz w:w="11906" w:h="16838"/>
